--- a/U1/TI.1.1/TI.1.1. PAO202651_RESTFUL_DOTNET_SINBDD_NRC36884_GR09/05. DOCUMENTACION/02. MANUAL TECNICO/MANUAL_TECNICO_REST_DOTNET_SINBDD_NRC36884_GR09.docx
+++ b/U1/TI.1.1/TI.1.1. PAO202651_RESTFUL_DOTNET_SINBDD_NRC36884_GR09/05. DOCUMENTACION/02. MANUAL TECNICO/MANUAL_TECNICO_REST_DOTNET_SINBDD_NRC36884_GR09.docx
@@ -1958,7 +1958,7 @@
                 <w:sz w:val="18"/>
                 <w:szCs w:val="18"/>
               </w:rPr>
-              <w:t xml:space="preserve">centimetros, metros, pies, yardas, millas</w:t>
+              <w:t xml:space="preserve">milimetros, centimetros, metros, kilometros, pies, yardas, millas</w:t>
             </w:r>
           </w:p>
         </w:tc>
@@ -1998,7 +1998,7 @@
                 <w:sz w:val="18"/>
                 <w:szCs w:val="18"/>
               </w:rPr>
-              <w:t xml:space="preserve">gramos, kilogramos, onzas, libras, quintales</w:t>
+              <w:t xml:space="preserve">miligramos, gramos, kilogramos, toneladas, onzas, libras, quintales</w:t>
             </w:r>
           </w:p>
         </w:tc>
@@ -2038,7 +2038,7 @@
                 <w:sz w:val="18"/>
                 <w:szCs w:val="18"/>
               </w:rPr>
-              <w:t xml:space="preserve">fahrenheit, kelvin, celsius, newton, reaumur</w:t>
+              <w:t xml:space="preserve">celsius, fahrenheit, kelvin, rankine, newton, reaumur</w:t>
             </w:r>
           </w:p>
         </w:tc>
